--- a/ind/docx/10.content.docx
+++ b/ind/docx/10.content.docx
@@ -19,7 +19,7 @@
         <w:rPr>
           <w:lang w:val="id_ID" w:bidi="id_ID"/>
         </w:rPr>
-        <w:t>Resource: Catatan Studi - Pengantar Buku (Tyndale)</w:t>
+        <w:t>Resource: Tyndale Open Study Notes</w:t>
       </w:r>
       <w:r>
         <w:rPr>
@@ -112,7 +112,7 @@
         <w:rPr>
           <w:lang w:val="id_ID" w:bidi="id_ID"/>
         </w:rPr>
-        <w:t>Catatan Studi - Pengantar Buku (Tyndale)</w:t>
+        <w:t>Tyndale Open Study Notes</w:t>
       </w:r>
     </w:p>
     <w:p>

--- a/ind/docx/10.content.docx
+++ b/ind/docx/10.content.docx
@@ -19,7 +19,7 @@
         <w:rPr>
           <w:lang w:val="id_ID" w:bidi="id_ID"/>
         </w:rPr>
-        <w:t>Resource: Tyndale Open Study Notes</w:t>
+        <w:t>Resource: Aquifer Open Study Notes (Book Intros)</w:t>
       </w:r>
       <w:r>
         <w:rPr>
@@ -112,7 +112,7 @@
         <w:rPr>
           <w:lang w:val="id_ID" w:bidi="id_ID"/>
         </w:rPr>
-        <w:t>Tyndale Open Study Notes</w:t>
+        <w:t>Aquifer Open Study Notes (Book Intros)</w:t>
       </w:r>
     </w:p>
     <w:p>

--- a/ind/docx/10.content.docx
+++ b/ind/docx/10.content.docx
@@ -258,18 +258,12 @@
         </w:rPr>
         <w:t>Sementara Saul masih memerintah, Samuel mengurapi Daud sebagai raja Israel berikutnya (</w:t>
       </w:r>
-      <w:hyperlink r:id="rId13">
-        <w:r>
-          <w:rPr>
-            <w:lang w:val="id_ID" w:bidi="id_ID"/>
-          </w:rPr>
-          <w:rPr>
-            <w:color w:val="0000EE"/>
-            <w:u w:val="single"/>
-          </w:rPr>
-          <w:t>1 Sam. 16: 1–13</w:t>
-        </w:r>
-      </w:hyperlink>
+      <w:r>
+        <w:rPr>
+          <w:lang w:val="id_ID" w:bidi="id_ID"/>
+        </w:rPr>
+        <w:t>1 Sam. 16: 1–13</w:t>
+      </w:r>
       <w:r>
         <w:rPr>
           <w:lang w:val="id_ID" w:bidi="id_ID"/>
@@ -304,54 +298,36 @@
         </w:rPr>
         <w:t xml:space="preserve">Secara eksternal, posisi Israel dalam hubungannya dengan negara-negara tetangga meningkat secara signifikan selama pemerintahan Daud. Terutama, ancaman terus-menerus dari orang Filistin, yang begitu jelas terlihat dalam kitab Hakim-Hakim dan sepanjang pemerintahan Saul, sebagian besar lenyap berkat kepemimpinan Daud yang terampil (lihat, misalnya, </w:t>
       </w:r>
-      <w:hyperlink r:id="rId14">
-        <w:r>
-          <w:rPr>
-            <w:lang w:val="id_ID" w:bidi="id_ID"/>
-          </w:rPr>
-          <w:rPr>
-            <w:color w:val="0000EE"/>
-            <w:u w:val="single"/>
-          </w:rPr>
-          <w:t>2 Sam. 5:17–25</w:t>
-        </w:r>
-      </w:hyperlink>
+      <w:r>
+        <w:rPr>
+          <w:lang w:val="id_ID" w:bidi="id_ID"/>
+        </w:rPr>
+        <w:t>2 Sam. 5:17–25</w:t>
+      </w:r>
       <w:r>
         <w:rPr>
           <w:lang w:val="id_ID" w:bidi="id_ID"/>
         </w:rPr>
         <w:t xml:space="preserve">; </w:t>
       </w:r>
-      <w:hyperlink r:id="rId15">
-        <w:r>
-          <w:rPr>
-            <w:lang w:val="id_ID" w:bidi="id_ID"/>
-          </w:rPr>
-          <w:rPr>
-            <w:color w:val="0000EE"/>
-            <w:u w:val="single"/>
-          </w:rPr>
-          <w:t>21:15–22</w:t>
-        </w:r>
-      </w:hyperlink>
+      <w:r>
+        <w:rPr>
+          <w:lang w:val="id_ID" w:bidi="id_ID"/>
+        </w:rPr>
+        <w:t>21:15–22</w:t>
+      </w:r>
       <w:r>
         <w:rPr>
           <w:lang w:val="id_ID" w:bidi="id_ID"/>
         </w:rPr>
         <w:t xml:space="preserve">; </w:t>
       </w:r>
-      <w:hyperlink r:id="rId16">
-        <w:r>
-          <w:rPr>
-            <w:lang w:val="id_ID" w:bidi="id_ID"/>
-          </w:rPr>
-          <w:rPr>
-            <w:color w:val="0000EE"/>
-            <w:u w:val="single"/>
-          </w:rPr>
-          <w:t>23:9–17</w:t>
-        </w:r>
-      </w:hyperlink>
+      <w:r>
+        <w:rPr>
+          <w:lang w:val="id_ID" w:bidi="id_ID"/>
+        </w:rPr>
+        <w:t>23:9–17</w:t>
+      </w:r>
       <w:r>
         <w:rPr>
           <w:lang w:val="id_ID" w:bidi="id_ID"/>
@@ -383,54 +359,36 @@
         </w:rPr>
         <w:t>Selama 7½ tahun setelah kematian Saul dan Yonatan (</w:t>
       </w:r>
-      <w:hyperlink r:id="rId17">
-        <w:r>
-          <w:rPr>
-            <w:lang w:val="id_ID" w:bidi="id_ID"/>
-          </w:rPr>
-          <w:rPr>
-            <w:color w:val="0000EE"/>
-            <w:u w:val="single"/>
-          </w:rPr>
-          <w:t>1:1–27</w:t>
-        </w:r>
-      </w:hyperlink>
+      <w:r>
+        <w:rPr>
+          <w:lang w:val="id_ID" w:bidi="id_ID"/>
+        </w:rPr>
+        <w:t>1:1–27</w:t>
+      </w:r>
       <w:r>
         <w:rPr>
           <w:lang w:val="id_ID" w:bidi="id_ID"/>
         </w:rPr>
         <w:t>), Daud hanya memerintah sebagai raja Yehuda saja. Selama dua tahun masa itu, putra Saul yang masih hidup, Isyboset, menjadi raja suku-suku utara, dan ini menyebabkan perang saudara yang berdarah. Kekuatan Daud semakin meningkat sementara Isybosyet semakin lemah. Pada akhirnya, Isyboset dan panglima tertinggi yaitu Abner, dibunuh tanpa persetujuan Daud (</w:t>
       </w:r>
-      <w:hyperlink r:id="rId18">
-        <w:r>
-          <w:rPr>
-            <w:lang w:val="id_ID" w:bidi="id_ID"/>
-          </w:rPr>
-          <w:rPr>
-            <w:color w:val="0000EE"/>
-            <w:u w:val="single"/>
-          </w:rPr>
-          <w:t>3:22–4:12</w:t>
-        </w:r>
-      </w:hyperlink>
+      <w:r>
+        <w:rPr>
+          <w:lang w:val="id_ID" w:bidi="id_ID"/>
+        </w:rPr>
+        <w:t>3:22–4:12</w:t>
+      </w:r>
       <w:r>
         <w:rPr>
           <w:lang w:val="id_ID" w:bidi="id_ID"/>
         </w:rPr>
         <w:t>). Setelah kematian Isyboset, para pemimpin suku utara menyatakan kesetiaan mereka kepada Daud. Daud segera memindahkan ibukotanya dari Hebron ke Yerusalem yang terletak lebih terpusat, dan mengusir penduduk Yebus (</w:t>
       </w:r>
-      <w:hyperlink r:id="rId19">
-        <w:r>
-          <w:rPr>
-            <w:lang w:val="id_ID" w:bidi="id_ID"/>
-          </w:rPr>
-          <w:rPr>
-            <w:color w:val="0000EE"/>
-            <w:u w:val="single"/>
-          </w:rPr>
-          <w:t>5:6–16</w:t>
-        </w:r>
-      </w:hyperlink>
+      <w:r>
+        <w:rPr>
+          <w:lang w:val="id_ID" w:bidi="id_ID"/>
+        </w:rPr>
+        <w:t>5:6–16</w:t>
+      </w:r>
       <w:r>
         <w:rPr>
           <w:lang w:val="id_ID" w:bidi="id_ID"/>
@@ -451,90 +409,60 @@
         </w:rPr>
         <w:t>Yerusalem bukan hanya sekedar ibukota politik Daud. Dengan membawa Tabut Perjanjian ke Yerusalem, Daud juga menjadikannya sebagai pusat spiritual Israel (</w:t>
       </w:r>
-      <w:hyperlink r:id="rId20">
-        <w:r>
-          <w:rPr>
-            <w:lang w:val="id_ID" w:bidi="id_ID"/>
-          </w:rPr>
-          <w:rPr>
-            <w:color w:val="0000EE"/>
-            <w:u w:val="single"/>
-          </w:rPr>
-          <w:t>6:1–15</w:t>
-        </w:r>
-      </w:hyperlink>
+      <w:r>
+        <w:rPr>
+          <w:lang w:val="id_ID" w:bidi="id_ID"/>
+        </w:rPr>
+        <w:t>6:1–15</w:t>
+      </w:r>
       <w:r>
         <w:rPr>
           <w:lang w:val="id_ID" w:bidi="id_ID"/>
         </w:rPr>
         <w:t>). Tak lama kemudian, Allah membuat perjanjian kekal dengan Daud dan keturunannya (</w:t>
       </w:r>
-      <w:hyperlink r:id="rId21">
-        <w:r>
-          <w:rPr>
-            <w:lang w:val="id_ID" w:bidi="id_ID"/>
-          </w:rPr>
-          <w:rPr>
-            <w:color w:val="0000EE"/>
-            <w:u w:val="single"/>
-          </w:rPr>
-          <w:t>7:1–29</w:t>
-        </w:r>
-      </w:hyperlink>
+      <w:r>
+        <w:rPr>
+          <w:lang w:val="id_ID" w:bidi="id_ID"/>
+        </w:rPr>
+        <w:t>7:1–29</w:t>
+      </w:r>
       <w:r>
         <w:rPr>
           <w:lang w:val="id_ID" w:bidi="id_ID"/>
         </w:rPr>
         <w:t>). Pada tahun-tahun awal pemerintahannya, Daud menikmati kesuksesan di segala sisi (</w:t>
       </w:r>
-      <w:hyperlink r:id="rId22">
-        <w:r>
-          <w:rPr>
-            <w:lang w:val="id_ID" w:bidi="id_ID"/>
-          </w:rPr>
-          <w:rPr>
-            <w:color w:val="0000EE"/>
-            <w:u w:val="single"/>
-          </w:rPr>
-          <w:t>8:1–18</w:t>
-        </w:r>
-      </w:hyperlink>
+      <w:r>
+        <w:rPr>
+          <w:lang w:val="id_ID" w:bidi="id_ID"/>
+        </w:rPr>
+        <w:t>8:1–18</w:t>
+      </w:r>
       <w:r>
         <w:rPr>
           <w:lang w:val="id_ID" w:bidi="id_ID"/>
         </w:rPr>
         <w:t xml:space="preserve">; </w:t>
       </w:r>
-      <w:hyperlink r:id="rId23">
-        <w:r>
-          <w:rPr>
-            <w:lang w:val="id_ID" w:bidi="id_ID"/>
-          </w:rPr>
-          <w:rPr>
-            <w:color w:val="0000EE"/>
-            <w:u w:val="single"/>
-          </w:rPr>
-          <w:t>10:1–19</w:t>
-        </w:r>
-      </w:hyperlink>
+      <w:r>
+        <w:rPr>
+          <w:lang w:val="id_ID" w:bidi="id_ID"/>
+        </w:rPr>
+        <w:t>10:1–19</w:t>
+      </w:r>
       <w:r>
         <w:rPr>
           <w:lang w:val="id_ID" w:bidi="id_ID"/>
         </w:rPr>
         <w:t>) dan memenuhi janjinya untuk memperlakukan keturunan Saul dan Yonatan dengan baik (</w:t>
       </w:r>
-      <w:hyperlink r:id="rId24">
-        <w:r>
-          <w:rPr>
-            <w:lang w:val="id_ID" w:bidi="id_ID"/>
-          </w:rPr>
-          <w:rPr>
-            <w:color w:val="0000EE"/>
-            <w:u w:val="single"/>
-          </w:rPr>
-          <w:t>9:1–13</w:t>
-        </w:r>
-      </w:hyperlink>
+      <w:r>
+        <w:rPr>
+          <w:lang w:val="id_ID" w:bidi="id_ID"/>
+        </w:rPr>
+        <w:t>9:1–13</w:t>
+      </w:r>
       <w:r>
         <w:rPr>
           <w:lang w:val="id_ID" w:bidi="id_ID"/>
@@ -555,90 +483,60 @@
         </w:rPr>
         <w:t>Kemudian Daud melakukan kesalahan terbesar dalam hidupnya: Dia membawa Batsyeba, istri orang lain, ke rumahnya untuk berzina (</w:t>
       </w:r>
-      <w:hyperlink r:id="rId25">
-        <w:r>
-          <w:rPr>
-            <w:lang w:val="id_ID" w:bidi="id_ID"/>
-          </w:rPr>
-          <w:rPr>
-            <w:color w:val="0000EE"/>
-            <w:u w:val="single"/>
-          </w:rPr>
-          <w:t>11:1–5</w:t>
-        </w:r>
-      </w:hyperlink>
+      <w:r>
+        <w:rPr>
+          <w:lang w:val="id_ID" w:bidi="id_ID"/>
+        </w:rPr>
+        <w:t>11:1–5</w:t>
+      </w:r>
       <w:r>
         <w:rPr>
           <w:lang w:val="id_ID" w:bidi="id_ID"/>
         </w:rPr>
         <w:t>). Dia hamil, dan Daud mengatur pembunuhan suami Batsyeba (</w:t>
       </w:r>
-      <w:hyperlink r:id="rId26">
-        <w:r>
-          <w:rPr>
-            <w:lang w:val="id_ID" w:bidi="id_ID"/>
-          </w:rPr>
-          <w:rPr>
-            <w:color w:val="0000EE"/>
-            <w:u w:val="single"/>
-          </w:rPr>
-          <w:t>11:6–27</w:t>
-        </w:r>
-      </w:hyperlink>
+      <w:r>
+        <w:rPr>
+          <w:lang w:val="id_ID" w:bidi="id_ID"/>
+        </w:rPr>
+        <w:t>11:6–27</w:t>
+      </w:r>
       <w:r>
         <w:rPr>
           <w:lang w:val="id_ID" w:bidi="id_ID"/>
         </w:rPr>
         <w:t>). Allah murka atas perbuatan Daud dan menegurnya (</w:t>
       </w:r>
-      <w:hyperlink r:id="rId27">
-        <w:r>
-          <w:rPr>
-            <w:lang w:val="id_ID" w:bidi="id_ID"/>
-          </w:rPr>
-          <w:rPr>
-            <w:color w:val="0000EE"/>
-            <w:u w:val="single"/>
-          </w:rPr>
-          <w:t>12:1–12</w:t>
-        </w:r>
-      </w:hyperlink>
+      <w:r>
+        <w:rPr>
+          <w:lang w:val="id_ID" w:bidi="id_ID"/>
+        </w:rPr>
+        <w:t>12:1–12</w:t>
+      </w:r>
       <w:r>
         <w:rPr>
           <w:lang w:val="id_ID" w:bidi="id_ID"/>
         </w:rPr>
         <w:t>). Meskipun Daud bertobat dan menerima pengampunan dari Allah, anak yang dikandung hasil dari perselingkuhan itu meninggal (</w:t>
       </w:r>
-      <w:hyperlink r:id="rId28">
-        <w:r>
-          <w:rPr>
-            <w:lang w:val="id_ID" w:bidi="id_ID"/>
-          </w:rPr>
-          <w:rPr>
-            <w:color w:val="0000EE"/>
-            <w:u w:val="single"/>
-          </w:rPr>
-          <w:t>12:13–23</w:t>
-        </w:r>
-      </w:hyperlink>
+      <w:r>
+        <w:rPr>
+          <w:lang w:val="id_ID" w:bidi="id_ID"/>
+        </w:rPr>
+        <w:t>12:13–23</w:t>
+      </w:r>
       <w:r>
         <w:rPr>
           <w:lang w:val="id_ID" w:bidi="id_ID"/>
         </w:rPr>
         <w:t>). Namun Daud tetap menjadi raja pilihan Allah (</w:t>
       </w:r>
-      <w:hyperlink r:id="rId29">
-        <w:r>
-          <w:rPr>
-            <w:lang w:val="id_ID" w:bidi="id_ID"/>
-          </w:rPr>
-          <w:rPr>
-            <w:color w:val="0000EE"/>
-            <w:u w:val="single"/>
-          </w:rPr>
-          <w:t>12:24–31</w:t>
-        </w:r>
-      </w:hyperlink>
+      <w:r>
+        <w:rPr>
+          <w:lang w:val="id_ID" w:bidi="id_ID"/>
+        </w:rPr>
+        <w:t>12:24–31</w:t>
+      </w:r>
       <w:r>
         <w:rPr>
           <w:lang w:val="id_ID" w:bidi="id_ID"/>
@@ -659,54 +557,36 @@
         </w:rPr>
         <w:t>Sejak saat itu, masalah Daud semakin bertambah. Amnon, salah satu putra Daud, memperkosa Tamar, saudara tirinya, dan Absalom saudara Tamar, membalaskan dendam atas perbuatan itu (</w:t>
       </w:r>
-      <w:hyperlink r:id="rId30">
-        <w:r>
-          <w:rPr>
-            <w:lang w:val="id_ID" w:bidi="id_ID"/>
-          </w:rPr>
-          <w:rPr>
-            <w:color w:val="0000EE"/>
-            <w:u w:val="single"/>
-          </w:rPr>
-          <w:t>13:1–39</w:t>
-        </w:r>
-      </w:hyperlink>
+      <w:r>
+        <w:rPr>
+          <w:lang w:val="id_ID" w:bidi="id_ID"/>
+        </w:rPr>
+        <w:t>13:1–39</w:t>
+      </w:r>
       <w:r>
         <w:rPr>
           <w:lang w:val="id_ID" w:bidi="id_ID"/>
         </w:rPr>
         <w:t>). Kemudian, Absalom mencoba menggulingkan dan menggantikan Daud, tetapi dia terbunuh dalam kudeta (</w:t>
       </w:r>
-      <w:hyperlink r:id="rId31">
-        <w:r>
-          <w:rPr>
-            <w:lang w:val="id_ID" w:bidi="id_ID"/>
-          </w:rPr>
-          <w:rPr>
-            <w:color w:val="0000EE"/>
-            <w:u w:val="single"/>
-          </w:rPr>
-          <w:t>14:1–19:43</w:t>
-        </w:r>
-      </w:hyperlink>
+      <w:r>
+        <w:rPr>
+          <w:lang w:val="id_ID" w:bidi="id_ID"/>
+        </w:rPr>
+        <w:t>14:1–19:43</w:t>
+      </w:r>
       <w:r>
         <w:rPr>
           <w:lang w:val="id_ID" w:bidi="id_ID"/>
         </w:rPr>
         <w:t>). Seba, seorang Benyamin, juga memimpin pemberontakan melawan Daud tetapi dikalahkan dan dihukum mati (</w:t>
       </w:r>
-      <w:hyperlink r:id="rId32">
-        <w:r>
-          <w:rPr>
-            <w:lang w:val="id_ID" w:bidi="id_ID"/>
-          </w:rPr>
-          <w:rPr>
-            <w:color w:val="0000EE"/>
-            <w:u w:val="single"/>
-          </w:rPr>
-          <w:t>20:1–26</w:t>
-        </w:r>
-      </w:hyperlink>
+      <w:r>
+        <w:rPr>
+          <w:lang w:val="id_ID" w:bidi="id_ID"/>
+        </w:rPr>
+        <w:t>20:1–26</w:t>
+      </w:r>
       <w:r>
         <w:rPr>
           <w:lang w:val="id_ID" w:bidi="id_ID"/>
@@ -727,90 +607,60 @@
         </w:rPr>
         <w:t>Sebagai raja, Daud dua kali bertindak untuk meredakan murka Allah terhadap bangsa itu (</w:t>
       </w:r>
-      <w:hyperlink r:id="rId33">
-        <w:r>
-          <w:rPr>
-            <w:lang w:val="id_ID" w:bidi="id_ID"/>
-          </w:rPr>
-          <w:rPr>
-            <w:color w:val="0000EE"/>
-            <w:u w:val="single"/>
-          </w:rPr>
-          <w:t>21:1–22</w:t>
-        </w:r>
-      </w:hyperlink>
+      <w:r>
+        <w:rPr>
+          <w:lang w:val="id_ID" w:bidi="id_ID"/>
+        </w:rPr>
+        <w:t>21:1–22</w:t>
+      </w:r>
       <w:r>
         <w:rPr>
           <w:lang w:val="id_ID" w:bidi="id_ID"/>
         </w:rPr>
         <w:t xml:space="preserve">; </w:t>
       </w:r>
-      <w:hyperlink r:id="rId34">
-        <w:r>
-          <w:rPr>
-            <w:lang w:val="id_ID" w:bidi="id_ID"/>
-          </w:rPr>
-          <w:rPr>
-            <w:color w:val="0000EE"/>
-            <w:u w:val="single"/>
-          </w:rPr>
-          <w:t>24:1–25</w:t>
-        </w:r>
-      </w:hyperlink>
+      <w:r>
+        <w:rPr>
+          <w:lang w:val="id_ID" w:bidi="id_ID"/>
+        </w:rPr>
+        <w:t>24:1–25</w:t>
+      </w:r>
       <w:r>
         <w:rPr>
           <w:lang w:val="id_ID" w:bidi="id_ID"/>
         </w:rPr>
         <w:t>). Dalam peristiwa kedua, Daud membangun mezbah di Yerusalem (</w:t>
       </w:r>
-      <w:hyperlink r:id="rId35">
-        <w:r>
-          <w:rPr>
-            <w:lang w:val="id_ID" w:bidi="id_ID"/>
-          </w:rPr>
-          <w:rPr>
-            <w:color w:val="0000EE"/>
-            <w:u w:val="single"/>
-          </w:rPr>
-          <w:t>24:18–25</w:t>
-        </w:r>
-      </w:hyperlink>
+      <w:r>
+        <w:rPr>
+          <w:lang w:val="id_ID" w:bidi="id_ID"/>
+        </w:rPr>
+        <w:t>24:18–25</w:t>
+      </w:r>
       <w:r>
         <w:rPr>
           <w:lang w:val="id_ID" w:bidi="id_ID"/>
         </w:rPr>
         <w:t>) di tempat yang menjadi lokasi Bait Suci (lihat 1 Taw. 21:1</w:t>
       </w:r>
-      <w:hyperlink r:id="rId36">
-        <w:r>
-          <w:rPr>
-            <w:lang w:val="id_ID" w:bidi="id_ID"/>
-          </w:rPr>
-          <w:rPr>
-            <w:color w:val="0000EE"/>
-            <w:u w:val="single"/>
-          </w:rPr>
-          <w:t>8–22:1</w:t>
-        </w:r>
-      </w:hyperlink>
+      <w:r>
+        <w:rPr>
+          <w:lang w:val="id_ID" w:bidi="id_ID"/>
+        </w:rPr>
+        <w:t>8–22:1</w:t>
+      </w:r>
       <w:r>
         <w:rPr>
           <w:lang w:val="id_ID" w:bidi="id_ID"/>
         </w:rPr>
         <w:t>). Berada di antara kedua episode ini adalah bagian-bagian yang merayakan kuasa Allah yang bekerja melalui Daud dan deskripsi tentang kesetiaan dan kepahlawanan para pejuang khusus Daud (</w:t>
       </w:r>
-      <w:hyperlink r:id="rId37">
-        <w:r>
-          <w:rPr>
-            <w:lang w:val="id_ID" w:bidi="id_ID"/>
-          </w:rPr>
-          <w:rPr>
-            <w:color w:val="0000EE"/>
-            <w:u w:val="single"/>
-          </w:rPr>
-          <w:t>22:1–23:39</w:t>
-        </w:r>
-      </w:hyperlink>
+      <w:r>
+        <w:rPr>
+          <w:lang w:val="id_ID" w:bidi="id_ID"/>
+        </w:rPr>
+        <w:t>22:1–23:39</w:t>
+      </w:r>
       <w:r>
         <w:rPr>
           <w:lang w:val="id_ID" w:bidi="id_ID"/>
@@ -893,144 +743,96 @@
         </w:rPr>
         <w:t xml:space="preserve">Kekerasan. Lebih dari kitab lainnya di dalam Alkitab, 2 Samuel menceritakan tentang pembunuhan dan eksekusi, terutama yang melibatkan saingan politik Daud dan pendukung mereka (Saul dan Yonatan, </w:t>
       </w:r>
-      <w:hyperlink r:id="rId38">
-        <w:r>
-          <w:rPr>
-            <w:lang w:val="id_ID" w:bidi="id_ID"/>
-          </w:rPr>
-          <w:rPr>
-            <w:color w:val="0000EE"/>
-            <w:u w:val="single"/>
-          </w:rPr>
-          <w:t>1:1–15</w:t>
-        </w:r>
-      </w:hyperlink>
+      <w:r>
+        <w:rPr>
+          <w:lang w:val="id_ID" w:bidi="id_ID"/>
+        </w:rPr>
+        <w:t>1:1–15</w:t>
+      </w:r>
       <w:r>
         <w:rPr>
           <w:lang w:val="id_ID" w:bidi="id_ID"/>
         </w:rPr>
         <w:t xml:space="preserve">; Abner, </w:t>
       </w:r>
-      <w:hyperlink r:id="rId39">
-        <w:r>
-          <w:rPr>
-            <w:lang w:val="id_ID" w:bidi="id_ID"/>
-          </w:rPr>
-          <w:rPr>
-            <w:color w:val="0000EE"/>
-            <w:u w:val="single"/>
-          </w:rPr>
-          <w:t>3:30</w:t>
-        </w:r>
-      </w:hyperlink>
+      <w:r>
+        <w:rPr>
+          <w:lang w:val="id_ID" w:bidi="id_ID"/>
+        </w:rPr>
+        <w:t>3:30</w:t>
+      </w:r>
       <w:r>
         <w:rPr>
           <w:lang w:val="id_ID" w:bidi="id_ID"/>
         </w:rPr>
         <w:t xml:space="preserve">; Isyboset, </w:t>
       </w:r>
-      <w:hyperlink r:id="rId40">
-        <w:r>
-          <w:rPr>
-            <w:lang w:val="id_ID" w:bidi="id_ID"/>
-          </w:rPr>
-          <w:rPr>
-            <w:color w:val="0000EE"/>
-            <w:u w:val="single"/>
-          </w:rPr>
-          <w:t>4:6–8</w:t>
-        </w:r>
-      </w:hyperlink>
+      <w:r>
+        <w:rPr>
+          <w:lang w:val="id_ID" w:bidi="id_ID"/>
+        </w:rPr>
+        <w:t>4:6–8</w:t>
+      </w:r>
       <w:r>
         <w:rPr>
           <w:lang w:val="id_ID" w:bidi="id_ID"/>
         </w:rPr>
         <w:t xml:space="preserve">; Absalom, </w:t>
       </w:r>
-      <w:hyperlink r:id="rId41">
-        <w:r>
-          <w:rPr>
-            <w:lang w:val="id_ID" w:bidi="id_ID"/>
-          </w:rPr>
-          <w:rPr>
-            <w:color w:val="0000EE"/>
-            <w:u w:val="single"/>
-          </w:rPr>
-          <w:t>18:14–15</w:t>
-        </w:r>
-      </w:hyperlink>
+      <w:r>
+        <w:rPr>
+          <w:lang w:val="id_ID" w:bidi="id_ID"/>
+        </w:rPr>
+        <w:t>18:14–15</w:t>
+      </w:r>
       <w:r>
         <w:rPr>
           <w:lang w:val="id_ID" w:bidi="id_ID"/>
         </w:rPr>
         <w:t xml:space="preserve">; keturunan laki-laki Saul lainnya, </w:t>
       </w:r>
-      <w:hyperlink r:id="rId42">
-        <w:r>
-          <w:rPr>
-            <w:lang w:val="id_ID" w:bidi="id_ID"/>
-          </w:rPr>
-          <w:rPr>
-            <w:color w:val="0000EE"/>
-            <w:u w:val="single"/>
-          </w:rPr>
-          <w:t>21:8–9</w:t>
-        </w:r>
-      </w:hyperlink>
+      <w:r>
+        <w:rPr>
+          <w:lang w:val="id_ID" w:bidi="id_ID"/>
+        </w:rPr>
+        <w:t>21:8–9</w:t>
+      </w:r>
       <w:r>
         <w:rPr>
           <w:lang w:val="id_ID" w:bidi="id_ID"/>
         </w:rPr>
         <w:t xml:space="preserve">; Amasa, </w:t>
       </w:r>
-      <w:hyperlink r:id="rId43">
-        <w:r>
-          <w:rPr>
-            <w:lang w:val="id_ID" w:bidi="id_ID"/>
-          </w:rPr>
-          <w:rPr>
-            <w:color w:val="0000EE"/>
-            <w:u w:val="single"/>
-          </w:rPr>
-          <w:t>20:10</w:t>
-        </w:r>
-      </w:hyperlink>
+      <w:r>
+        <w:rPr>
+          <w:lang w:val="id_ID" w:bidi="id_ID"/>
+        </w:rPr>
+        <w:t>20:10</w:t>
+      </w:r>
       <w:r>
         <w:rPr>
           <w:lang w:val="id_ID" w:bidi="id_ID"/>
         </w:rPr>
         <w:t xml:space="preserve">; dst.). Seba, </w:t>
       </w:r>
-      <w:hyperlink r:id="rId44">
-        <w:r>
-          <w:rPr>
-            <w:lang w:val="id_ID" w:bidi="id_ID"/>
-          </w:rPr>
-          <w:rPr>
-            <w:color w:val="0000EE"/>
-            <w:u w:val="single"/>
-          </w:rPr>
-          <w:t>20:21–22</w:t>
-        </w:r>
-      </w:hyperlink>
+      <w:r>
+        <w:rPr>
+          <w:lang w:val="id_ID" w:bidi="id_ID"/>
+        </w:rPr>
+        <w:t>20:21–22</w:t>
+      </w:r>
       <w:r>
         <w:rPr>
           <w:lang w:val="id_ID" w:bidi="id_ID"/>
         </w:rPr>
         <w:t xml:space="preserve">). Namun, narator dengan hati-hati menunjukkan bahwa Daud tidak bertanggung jawab atas pembunuhan-pembunuhan ini. Berlawanan dengan klaim dari beberapa pihak (lihat </w:t>
       </w:r>
-      <w:hyperlink r:id="rId45">
-        <w:r>
-          <w:rPr>
-            <w:lang w:val="id_ID" w:bidi="id_ID"/>
-          </w:rPr>
-          <w:rPr>
-            <w:color w:val="0000EE"/>
-            <w:u w:val="single"/>
-          </w:rPr>
-          <w:t>16:5–8</w:t>
-        </w:r>
-      </w:hyperlink>
+      <w:r>
+        <w:rPr>
+          <w:lang w:val="id_ID" w:bidi="id_ID"/>
+        </w:rPr>
+        <w:t>16:5–8</w:t>
+      </w:r>
       <w:r>
         <w:rPr>
           <w:lang w:val="id_ID" w:bidi="id_ID"/>
@@ -1051,36 +853,24 @@
         </w:rPr>
         <w:t>Daud tidak terlibat dalam banyak pembunuhan yang terjadi selama ia naik ke tampuk kekuasaan. Dia bukan seorang perampas kekuasaan yang secara brutal menyingkirkan keluarga kerajaan sebelumnya. Faktanya, dia benar-benar meratapi kematian Saul dan Yonatan dan memerintahkan eksekusi orang-orang yang membunuh Saul dan Isyboset (</w:t>
       </w:r>
-      <w:hyperlink r:id="rId46">
-        <w:r>
-          <w:rPr>
-            <w:lang w:val="id_ID" w:bidi="id_ID"/>
-          </w:rPr>
-          <w:rPr>
-            <w:color w:val="0000EE"/>
-            <w:u w:val="single"/>
-          </w:rPr>
-          <w:t>1:1–16</w:t>
-        </w:r>
-      </w:hyperlink>
+      <w:r>
+        <w:rPr>
+          <w:lang w:val="id_ID" w:bidi="id_ID"/>
+        </w:rPr>
+        <w:t>1:1–16</w:t>
+      </w:r>
       <w:r>
         <w:rPr>
           <w:lang w:val="id_ID" w:bidi="id_ID"/>
         </w:rPr>
         <w:t xml:space="preserve">; </w:t>
       </w:r>
-      <w:hyperlink r:id="rId47">
-        <w:r>
-          <w:rPr>
-            <w:lang w:val="id_ID" w:bidi="id_ID"/>
-          </w:rPr>
-          <w:rPr>
-            <w:color w:val="0000EE"/>
-            <w:u w:val="single"/>
-          </w:rPr>
-          <w:t>4:12</w:t>
-        </w:r>
-      </w:hyperlink>
+      <w:r>
+        <w:rPr>
+          <w:lang w:val="id_ID" w:bidi="id_ID"/>
+        </w:rPr>
+        <w:t>4:12</w:t>
+      </w:r>
       <w:r>
         <w:rPr>
           <w:lang w:val="id_ID" w:bidi="id_ID"/>
@@ -1112,18 +902,12 @@
         </w:rPr>
         <w:t>Kitab 2 Samuel melaporkan bagaimana Allah membawa pengurapan Daud secara pribadi sebagai raja (</w:t>
       </w:r>
-      <w:hyperlink r:id="rId13">
-        <w:r>
-          <w:rPr>
-            <w:lang w:val="id_ID" w:bidi="id_ID"/>
-          </w:rPr>
-          <w:rPr>
-            <w:color w:val="0000EE"/>
-            <w:u w:val="single"/>
-          </w:rPr>
-          <w:t>1 Sam. 16:1–13</w:t>
-        </w:r>
-      </w:hyperlink>
+      <w:r>
+        <w:rPr>
+          <w:lang w:val="id_ID" w:bidi="id_ID"/>
+        </w:rPr>
+        <w:t>1 Sam. 16:1–13</w:t>
+      </w:r>
       <w:r>
         <w:rPr>
           <w:lang w:val="id_ID" w:bidi="id_ID"/>
@@ -1144,180 +928,120 @@
         </w:rPr>
         <w:t xml:space="preserve">Perjanjian Allah dengan Daud memiliki kesamaan yang signifikan dengan perjanjian dengan Abraham. Keduanya mencakup janji ketenaran besar (Kej. </w:t>
       </w:r>
-      <w:hyperlink r:id="rId48">
-        <w:r>
-          <w:rPr>
-            <w:lang w:val="id_ID" w:bidi="id_ID"/>
-          </w:rPr>
-          <w:rPr>
-            <w:color w:val="0000EE"/>
-            <w:u w:val="single"/>
-          </w:rPr>
-          <w:t>12:2</w:t>
-        </w:r>
-      </w:hyperlink>
+      <w:r>
+        <w:rPr>
+          <w:lang w:val="id_ID" w:bidi="id_ID"/>
+        </w:rPr>
+        <w:t>12:2</w:t>
+      </w:r>
       <w:r>
         <w:rPr>
           <w:lang w:val="id_ID" w:bidi="id_ID"/>
         </w:rPr>
         <w:t xml:space="preserve">; </w:t>
       </w:r>
-      <w:hyperlink r:id="rId49">
-        <w:r>
-          <w:rPr>
-            <w:lang w:val="id_ID" w:bidi="id_ID"/>
-          </w:rPr>
-          <w:rPr>
-            <w:color w:val="0000EE"/>
-            <w:u w:val="single"/>
-          </w:rPr>
-          <w:t>2 Sam. 7:9</w:t>
-        </w:r>
-      </w:hyperlink>
+      <w:r>
+        <w:rPr>
+          <w:lang w:val="id_ID" w:bidi="id_ID"/>
+        </w:rPr>
+        <w:t>2 Sam. 7:9</w:t>
+      </w:r>
       <w:r>
         <w:rPr>
           <w:lang w:val="id_ID" w:bidi="id_ID"/>
         </w:rPr>
         <w:t>) dan ketenangan dari musuh mereka (Kej. 15:1</w:t>
       </w:r>
-      <w:hyperlink r:id="rId50">
-        <w:r>
-          <w:rPr>
-            <w:lang w:val="id_ID" w:bidi="id_ID"/>
-          </w:rPr>
-          <w:rPr>
-            <w:color w:val="0000EE"/>
-            <w:u w:val="single"/>
-          </w:rPr>
-          <w:t>8–21</w:t>
-        </w:r>
-      </w:hyperlink>
+      <w:r>
+        <w:rPr>
+          <w:lang w:val="id_ID" w:bidi="id_ID"/>
+        </w:rPr>
+        <w:t>8–21</w:t>
+      </w:r>
       <w:r>
         <w:rPr>
           <w:lang w:val="id_ID" w:bidi="id_ID"/>
         </w:rPr>
         <w:t xml:space="preserve">; </w:t>
       </w:r>
-      <w:hyperlink r:id="rId51">
-        <w:r>
-          <w:rPr>
-            <w:lang w:val="id_ID" w:bidi="id_ID"/>
-          </w:rPr>
-          <w:rPr>
-            <w:color w:val="0000EE"/>
-            <w:u w:val="single"/>
-          </w:rPr>
-          <w:t>2 Sam. 7:10</w:t>
-        </w:r>
-      </w:hyperlink>
+      <w:r>
+        <w:rPr>
+          <w:lang w:val="id_ID" w:bidi="id_ID"/>
+        </w:rPr>
+        <w:t>2 Sam. 7:10</w:t>
+      </w:r>
       <w:r>
         <w:rPr>
           <w:lang w:val="id_ID" w:bidi="id_ID"/>
         </w:rPr>
         <w:t xml:space="preserve">). Kedua janji itu mengikat selamanya (Kej. </w:t>
       </w:r>
-      <w:hyperlink r:id="rId52">
-        <w:r>
-          <w:rPr>
-            <w:lang w:val="id_ID" w:bidi="id_ID"/>
-          </w:rPr>
-          <w:rPr>
-            <w:color w:val="0000EE"/>
-            <w:u w:val="single"/>
-          </w:rPr>
-          <w:t>13:15</w:t>
-        </w:r>
-      </w:hyperlink>
+      <w:r>
+        <w:rPr>
+          <w:lang w:val="id_ID" w:bidi="id_ID"/>
+        </w:rPr>
+        <w:t>13:15</w:t>
+      </w:r>
       <w:r>
         <w:rPr>
           <w:lang w:val="id_ID" w:bidi="id_ID"/>
         </w:rPr>
         <w:t xml:space="preserve">; </w:t>
       </w:r>
-      <w:hyperlink r:id="rId53">
-        <w:r>
-          <w:rPr>
-            <w:lang w:val="id_ID" w:bidi="id_ID"/>
-          </w:rPr>
-          <w:rPr>
-            <w:color w:val="0000EE"/>
-            <w:u w:val="single"/>
-          </w:rPr>
-          <w:t>2 Sam. 7:16</w:t>
-        </w:r>
-      </w:hyperlink>
+      <w:r>
+        <w:rPr>
+          <w:lang w:val="id_ID" w:bidi="id_ID"/>
+        </w:rPr>
+        <w:t>2 Sam. 7:16</w:t>
+      </w:r>
       <w:r>
         <w:rPr>
           <w:lang w:val="id_ID" w:bidi="id_ID"/>
         </w:rPr>
         <w:t>), dan sebagian besar tanah yang dijanjikan Allah kepada Abraham dan keturunannya (</w:t>
       </w:r>
-      <w:hyperlink r:id="rId54">
-        <w:r>
-          <w:rPr>
-            <w:lang w:val="id_ID" w:bidi="id_ID"/>
-          </w:rPr>
-          <w:rPr>
-            <w:color w:val="0000EE"/>
-            <w:u w:val="single"/>
-          </w:rPr>
-          <w:t>Kej</w:t>
-        </w:r>
-      </w:hyperlink>
+      <w:r>
+        <w:rPr>
+          <w:lang w:val="id_ID" w:bidi="id_ID"/>
+        </w:rPr>
+        <w:t>Kej</w:t>
+      </w:r>
       <w:r>
         <w:rPr>
           <w:lang w:val="id_ID" w:bidi="id_ID"/>
         </w:rPr>
         <w:t>. 15:18) diperoleh melalui perluasan kerajaan oleh Daud (</w:t>
       </w:r>
-      <w:hyperlink r:id="rId14">
-        <w:r>
-          <w:rPr>
-            <w:lang w:val="id_ID" w:bidi="id_ID"/>
-          </w:rPr>
-          <w:rPr>
-            <w:color w:val="0000EE"/>
-            <w:u w:val="single"/>
-          </w:rPr>
-          <w:t>2 Sam 5:17–25</w:t>
-        </w:r>
-      </w:hyperlink>
+      <w:r>
+        <w:rPr>
+          <w:lang w:val="id_ID" w:bidi="id_ID"/>
+        </w:rPr>
+        <w:t>2 Sam 5:17–25</w:t>
+      </w:r>
       <w:r>
         <w:rPr>
           <w:lang w:val="id_ID" w:bidi="id_ID"/>
         </w:rPr>
         <w:t xml:space="preserve">; </w:t>
       </w:r>
-      <w:hyperlink r:id="rId55">
-        <w:r>
-          <w:rPr>
-            <w:lang w:val="id_ID" w:bidi="id_ID"/>
-          </w:rPr>
-          <w:rPr>
-            <w:color w:val="0000EE"/>
-            <w:u w:val="single"/>
-          </w:rPr>
-          <w:t>8:1–14</w:t>
-        </w:r>
-      </w:hyperlink>
+      <w:r>
+        <w:rPr>
+          <w:lang w:val="id_ID" w:bidi="id_ID"/>
+        </w:rPr>
+        <w:t>8:1–14</w:t>
+      </w:r>
       <w:r>
         <w:rPr>
           <w:lang w:val="id_ID" w:bidi="id_ID"/>
         </w:rPr>
         <w:t xml:space="preserve">; </w:t>
       </w:r>
-      <w:hyperlink r:id="rId56">
-        <w:r>
-          <w:rPr>
-            <w:lang w:val="id_ID" w:bidi="id_ID"/>
-          </w:rPr>
-          <w:rPr>
-            <w:color w:val="0000EE"/>
-            <w:u w:val="single"/>
-          </w:rPr>
-          <w:t>10:1–9</w:t>
-        </w:r>
-      </w:hyperlink>
+      <w:r>
+        <w:rPr>
+          <w:lang w:val="id_ID" w:bidi="id_ID"/>
+        </w:rPr>
+        <w:t>10:1–9</w:t>
+      </w:r>
       <w:r>
         <w:rPr>
           <w:lang w:val="id_ID" w:bidi="id_ID"/>
@@ -1338,54 +1062,36 @@
         </w:rPr>
         <w:t>Komitmen Allah kepada Daud sangat penting bagi keberhasilan Daud — meskipun ada perang saudara, pemberontakan, ambisi haus darah dari beberapa bawahan yang setia, dan kegagalan pribadinya. Kekurangannya—terutama perzinahannya dengan Batsyeba dan pembunuhan Uria—dapat membuat orang bertanya-tanya apakah Daud akan menjadi seperti Saul, ditolak oleh Allah dan digantikan oleh yang lain. Allah pasti menghukum Daud ketika dia berdosa (</w:t>
       </w:r>
-      <w:hyperlink r:id="rId57">
-        <w:r>
-          <w:rPr>
-            <w:lang w:val="id_ID" w:bidi="id_ID"/>
-          </w:rPr>
-          <w:rPr>
-            <w:color w:val="0000EE"/>
-            <w:u w:val="single"/>
-          </w:rPr>
-          <w:t>12:1–20:26</w:t>
-        </w:r>
-      </w:hyperlink>
+      <w:r>
+        <w:rPr>
+          <w:lang w:val="id_ID" w:bidi="id_ID"/>
+        </w:rPr>
+        <w:t>12:1–20:26</w:t>
+      </w:r>
       <w:r>
         <w:rPr>
           <w:lang w:val="id_ID" w:bidi="id_ID"/>
         </w:rPr>
         <w:t xml:space="preserve">; </w:t>
       </w:r>
-      <w:hyperlink r:id="rId34">
-        <w:r>
-          <w:rPr>
-            <w:lang w:val="id_ID" w:bidi="id_ID"/>
-          </w:rPr>
-          <w:rPr>
-            <w:color w:val="0000EE"/>
-            <w:u w:val="single"/>
-          </w:rPr>
-          <w:t>24:1–25</w:t>
-        </w:r>
-      </w:hyperlink>
+      <w:r>
+        <w:rPr>
+          <w:lang w:val="id_ID" w:bidi="id_ID"/>
+        </w:rPr>
+        <w:t>24:1–25</w:t>
+      </w:r>
       <w:r>
         <w:rPr>
           <w:lang w:val="id_ID" w:bidi="id_ID"/>
         </w:rPr>
         <w:t>). Namun Allah tetap berkomitmen kepada Daud dan dinastinya (</w:t>
       </w:r>
-      <w:hyperlink r:id="rId58">
-        <w:r>
-          <w:rPr>
-            <w:lang w:val="id_ID" w:bidi="id_ID"/>
-          </w:rPr>
-          <w:rPr>
-            <w:color w:val="0000EE"/>
-            <w:u w:val="single"/>
-          </w:rPr>
-          <w:t>7:14–16</w:t>
-        </w:r>
-      </w:hyperlink>
+      <w:r>
+        <w:rPr>
+          <w:lang w:val="id_ID" w:bidi="id_ID"/>
+        </w:rPr>
+        <w:t>7:14–16</w:t>
+      </w:r>
       <w:r>
         <w:rPr>
           <w:lang w:val="id_ID" w:bidi="id_ID"/>
@@ -1406,36 +1112,24 @@
         </w:rPr>
         <w:t xml:space="preserve">Kepemimpinan adalah inti dari rencana Allah untuk umat dan ciptaan-Nya. Komitmen Allah kepada Daud menunjuk kepada Daud dan keturunan langsungnya, bukan hanya kepada Daud, tetapi juga kepada seorang putra yang jauh, yaitu Yesus Kristus. Perjanjian Baru dimulai (Mat. </w:t>
       </w:r>
-      <w:hyperlink r:id="rId59">
-        <w:r>
-          <w:rPr>
-            <w:lang w:val="id_ID" w:bidi="id_ID"/>
-          </w:rPr>
-          <w:rPr>
-            <w:color w:val="0000EE"/>
-            <w:u w:val="single"/>
-          </w:rPr>
-          <w:t>1:1</w:t>
-        </w:r>
-      </w:hyperlink>
+      <w:r>
+        <w:rPr>
+          <w:lang w:val="id_ID" w:bidi="id_ID"/>
+        </w:rPr>
+        <w:t>1:1</w:t>
+      </w:r>
       <w:r>
         <w:rPr>
           <w:lang w:val="id_ID" w:bidi="id_ID"/>
         </w:rPr>
         <w:t xml:space="preserve">) dan diakhiri (Why. </w:t>
       </w:r>
-      <w:hyperlink r:id="rId60">
-        <w:r>
-          <w:rPr>
-            <w:lang w:val="id_ID" w:bidi="id_ID"/>
-          </w:rPr>
-          <w:rPr>
-            <w:color w:val="0000EE"/>
-            <w:u w:val="single"/>
-          </w:rPr>
-          <w:t>22:16</w:t>
-        </w:r>
-      </w:hyperlink>
+      <w:r>
+        <w:rPr>
+          <w:lang w:val="id_ID" w:bidi="id_ID"/>
+        </w:rPr>
+        <w:t>22:16</w:t>
+      </w:r>
       <w:r>
         <w:rPr>
           <w:lang w:val="id_ID" w:bidi="id_ID"/>
